--- a/Final Report Documentation/Project Final Report(old).docx
+++ b/Final Report Documentation/Project Final Report(old).docx
@@ -2537,7 +2537,7 @@
           </mc:Choice>
           <mc:Fallback>
             <w:pict>
-              <v:group w14:anchorId="7A6A5A53" id="Group 3" o:spid="_x0000_s1026" style="width:460.95pt;height:8.4pt;mso-position-horizontal-relative:char;mso-position-vertical-relative:line" coordsize="58540,1066" o:gfxdata="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">
+              <v:group w14:anchorId="7DB916B3" id="Group 3" o:spid="_x0000_s1026" style="width:460.95pt;height:8.4pt;mso-position-horizontal-relative:char;mso-position-vertical-relative:line" coordsize="58540,1066" o:gfxdata="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">
                 <v:shapetype id="_x0000_t75" coordsize="21600,21600" o:spt="75" o:preferrelative="t" path="m@4@5l@4@11@9@11@9@5xe" filled="f" stroked="f">
                   <v:stroke joinstyle="miter"/>
                   <v:formulas>
@@ -5785,7 +5785,7 @@
           </mc:Choice>
           <mc:Fallback>
             <w:pict>
-              <v:group w14:anchorId="63BB5DE0" id="Group 6" o:spid="_x0000_s1026" style="position:absolute;margin-left:88.1pt;margin-top:591.65pt;width:460.95pt;height:7.75pt;z-index:251659264;mso-wrap-distance-left:0;mso-wrap-distance-right:0;mso-position-horizontal-relative:page;mso-position-vertical-relative:page" coordsize="58540,984" o:gfxdata="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">
+              <v:group w14:anchorId="6BB5B603" id="Group 6" o:spid="_x0000_s1026" style="position:absolute;margin-left:88.1pt;margin-top:591.65pt;width:460.95pt;height:7.75pt;z-index:251659264;mso-wrap-distance-left:0;mso-wrap-distance-right:0;mso-position-horizontal-relative:page;mso-position-vertical-relative:page" coordsize="58540,984" o:gfxdata="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">
                 <v:shape id="Image 7" o:spid="_x0000_s1027" type="#_x0000_t75" style="position:absolute;top:21;width:58537;height:962;visibility:visible;mso-wrap-style:square" o:gfxdata="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">
                   <v:imagedata r:id="rId12" o:title=""/>
                 </v:shape>
@@ -8115,13 +8115,27 @@
         <w:t xml:space="preserve"> </w:t>
       </w:r>
       <w:r>
-        <w:t xml:space="preserve">lot of these alternative game controllers still use the traditional buttons and joysticks but more have started using as little as possible and mostly </w:t>
-      </w:r>
-      <w:proofErr w:type="spellStart"/>
-      <w:r>
-        <w:t>dependant</w:t>
-      </w:r>
-      <w:proofErr w:type="spellEnd"/>
+        <w:t xml:space="preserve">lot of these alternative game controllers still use the traditional buttons and </w:t>
+      </w:r>
+      <w:proofErr w:type="gramStart"/>
+      <w:r>
+        <w:t>joysticks</w:t>
+      </w:r>
+      <w:proofErr w:type="gramEnd"/>
+      <w:r>
+        <w:t xml:space="preserve"> but more have started using as little as possible and </w:t>
+      </w:r>
+      <w:proofErr w:type="gramStart"/>
+      <w:r>
+        <w:t>mostly</w:t>
+      </w:r>
+      <w:proofErr w:type="gramEnd"/>
+      <w:r>
+        <w:t xml:space="preserve"> </w:t>
+      </w:r>
+      <w:r>
+        <w:t>dependent</w:t>
+      </w:r>
       <w:r>
         <w:t xml:space="preserve"> on motion control</w:t>
       </w:r>
@@ -9042,11 +9056,9 @@
       <w:r>
         <w:t xml:space="preserve">However, articles, reports and online stats show that having alternative game controllers does not actually improve the immersion or player experience in games as much or even necessarily </w:t>
       </w:r>
-      <w:proofErr w:type="gramStart"/>
-      <w:r>
-        <w:t>make</w:t>
-      </w:r>
-      <w:proofErr w:type="gramEnd"/>
+      <w:r>
+        <w:t>makes</w:t>
+      </w:r>
       <w:r>
         <w:t xml:space="preserve"> them feel like they have an</w:t>
       </w:r>
@@ -9508,11 +9520,9 @@
         </w:rPr>
         <w:t xml:space="preserve"> </w:t>
       </w:r>
-      <w:proofErr w:type="gramStart"/>
-      <w:r>
-        <w:t>affects</w:t>
-      </w:r>
-      <w:proofErr w:type="gramEnd"/>
+      <w:r>
+        <w:t>affect</w:t>
+      </w:r>
       <w:r>
         <w:rPr>
           <w:spacing w:val="-5"/>
@@ -11001,13 +11011,19 @@
       <w:r>
         <w:t xml:space="preserve">may not know how to use them or even players who may not know some of the limitations that </w:t>
       </w:r>
+      <w:r>
+        <w:t>come</w:t>
+      </w:r>
+      <w:r>
+        <w:t xml:space="preserve"> with some of the hardware, </w:t>
+      </w:r>
       <w:proofErr w:type="gramStart"/>
       <w:r>
-        <w:t>comes</w:t>
+        <w:t>and they</w:t>
       </w:r>
       <w:proofErr w:type="gramEnd"/>
       <w:r>
-        <w:t xml:space="preserve"> with some of the hardware, and they may not be able to fully use these functions.</w:t>
+        <w:t xml:space="preserve"> may not be able to fully use these functions.</w:t>
       </w:r>
     </w:p>
     <w:p>
@@ -11127,11 +11143,9 @@
       <w:r>
         <w:t xml:space="preserve">Arduino kit that </w:t>
       </w:r>
-      <w:proofErr w:type="gramStart"/>
-      <w:r>
-        <w:t>provides</w:t>
-      </w:r>
-      <w:proofErr w:type="gramEnd"/>
+      <w:r>
+        <w:t>provides us</w:t>
+      </w:r>
       <w:r>
         <w:t xml:space="preserve"> with all the necessary parts and materials required to support this project.</w:t>
       </w:r>
@@ -28425,25 +28439,7 @@
             <w:w w:val="105"/>
             <w:u w:val="single"/>
           </w:rPr>
-          <w:t>https://ww</w:t>
-        </w:r>
-        <w:r>
-          <w:rPr>
-            <w:rFonts w:ascii="Calibri"/>
-            <w:spacing w:val="-2"/>
-            <w:w w:val="105"/>
-            <w:u w:val="single"/>
-          </w:rPr>
-          <w:t>w</w:t>
-        </w:r>
-        <w:r>
-          <w:rPr>
-            <w:rFonts w:ascii="Calibri"/>
-            <w:spacing w:val="-2"/>
-            <w:w w:val="105"/>
-            <w:u w:val="single"/>
-          </w:rPr>
-          <w:t>.sciencedirect.com/science/article/abs/pii/S1875952124000557</w:t>
+          <w:t>https://www.sciencedirect.com/science/article/abs/pii/S1875952124000557</w:t>
         </w:r>
       </w:hyperlink>
       <w:r>
@@ -28985,7 +28981,25 @@
             <w:w w:val="105"/>
             <w:u w:val="single"/>
           </w:rPr>
-          <w:t>https://link.springer.com/chapter/10.1007/978-3-031-74138-8_41</w:t>
+          <w:t>https://link.</w:t>
+        </w:r>
+        <w:r>
+          <w:rPr>
+            <w:rFonts w:ascii="Calibri"/>
+            <w:spacing w:val="-2"/>
+            <w:w w:val="105"/>
+            <w:u w:val="single"/>
+          </w:rPr>
+          <w:t>s</w:t>
+        </w:r>
+        <w:r>
+          <w:rPr>
+            <w:rFonts w:ascii="Calibri"/>
+            <w:spacing w:val="-2"/>
+            <w:w w:val="105"/>
+            <w:u w:val="single"/>
+          </w:rPr>
+          <w:t>pringer.com/chapter/10.1007/978-3-031-74138-8_41</w:t>
         </w:r>
       </w:hyperlink>
       <w:r>
@@ -29323,7 +29337,25 @@
             <w:w w:val="105"/>
             <w:u w:val="single"/>
           </w:rPr>
-          <w:t>https://ieeexplore.ieee.org/abstract/document/6000321</w:t>
+          <w:t>https</w:t>
+        </w:r>
+        <w:r>
+          <w:rPr>
+            <w:rFonts w:ascii="Calibri"/>
+            <w:spacing w:val="-2"/>
+            <w:w w:val="105"/>
+            <w:u w:val="single"/>
+          </w:rPr>
+          <w:t>:</w:t>
+        </w:r>
+        <w:r>
+          <w:rPr>
+            <w:rFonts w:ascii="Calibri"/>
+            <w:spacing w:val="-2"/>
+            <w:w w:val="105"/>
+            <w:u w:val="single"/>
+          </w:rPr>
+          <w:t>//ieeexplore.ieee.org/abstract/document/6000321</w:t>
         </w:r>
       </w:hyperlink>
       <w:r>
